--- a/Техническое_задание_Баллистический_калькулятор (1).docx
+++ b/Техническое_задание_Баллистический_калькулятор (1).docx
@@ -7977,18 +7977,30 @@
         </w:rPr>
         <w:t>Приложение А: Скриншоты интерфейса</w:t>
       </w:r>
+    </w:p>
+    <w:p>
+      <w:pPr>
+        <w:numPr>
+          <w:ilvl w:val="0"/>
+          <w:numId w:val="13"/>
+        </w:numPr>
+        <w:rPr>
+          <w:rFonts w:ascii="Times New Roman" w:hAnsi="Times New Roman" w:cs="Times New Roman"/>
+          <w:sz w:val="28"/>
+          <w:szCs w:val="28"/>
+        </w:rPr>
+      </w:pPr>
       <w:r>
         <w:rPr>
           <w:rFonts w:ascii="Times New Roman" w:hAnsi="Times New Roman" w:cs="Times New Roman"/>
-          <w:noProof/>
           <w:sz w:val="28"/>
           <w:szCs w:val="28"/>
         </w:rPr>
         <w:drawing>
-          <wp:inline distT="0" distB="0" distL="0" distR="0" wp14:anchorId="4C44EB83" wp14:editId="55073A26">
-            <wp:extent cx="5940425" cy="3338195"/>
-            <wp:effectExtent l="0" t="0" r="3175" b="0"/>
-            <wp:docPr id="1370756960" name="Рисунок 1"/>
+          <wp:inline distT="0" distB="0" distL="0" distR="0" wp14:anchorId="0820979A" wp14:editId="077992C4">
+            <wp:extent cx="1752600" cy="3881983"/>
+            <wp:effectExtent l="0" t="0" r="0" b="4445"/>
+            <wp:docPr id="2030446003" name="Рисунок 1"/>
             <wp:cNvGraphicFramePr>
               <a:graphicFrameLocks xmlns:a="http://schemas.openxmlformats.org/drawingml/2006/main" noChangeAspect="1"/>
             </wp:cNvGraphicFramePr>
@@ -7996,7 +8008,7 @@
               <a:graphicData uri="http://schemas.openxmlformats.org/drawingml/2006/picture">
                 <pic:pic xmlns:pic="http://schemas.openxmlformats.org/drawingml/2006/picture">
                   <pic:nvPicPr>
-                    <pic:cNvPr id="1370756960" name=""/>
+                    <pic:cNvPr id="2030446003" name=""/>
                     <pic:cNvPicPr/>
                   </pic:nvPicPr>
                   <pic:blipFill>
@@ -8008,7 +8020,7 @@
                   <pic:spPr>
                     <a:xfrm>
                       <a:off x="0" y="0"/>
-                      <a:ext cx="5940425" cy="3338195"/>
+                      <a:ext cx="1761326" cy="3901311"/>
                     </a:xfrm>
                     <a:prstGeom prst="rect">
                       <a:avLst/>
@@ -8020,6 +8032,277 @@
           </wp:inline>
         </w:drawing>
       </w:r>
+      <w:r>
+        <w:rPr>
+          <w:rFonts w:ascii="Times New Roman" w:hAnsi="Times New Roman" w:cs="Times New Roman"/>
+          <w:sz w:val="28"/>
+          <w:szCs w:val="28"/>
+        </w:rPr>
+        <w:br w:type="page"/>
+      </w:r>
+      <w:r>
+        <w:rPr>
+          <w:rFonts w:ascii="Times New Roman" w:hAnsi="Times New Roman" w:cs="Times New Roman"/>
+          <w:sz w:val="28"/>
+          <w:szCs w:val="28"/>
+        </w:rPr>
+        <w:lastRenderedPageBreak/>
+        <w:drawing>
+          <wp:inline distT="0" distB="0" distL="0" distR="0" wp14:anchorId="38F1B94F" wp14:editId="0C5E17ED">
+            <wp:extent cx="1763627" cy="3881120"/>
+            <wp:effectExtent l="0" t="0" r="8255" b="5080"/>
+            <wp:docPr id="1215809636" name="Рисунок 1"/>
+            <wp:cNvGraphicFramePr>
+              <a:graphicFrameLocks xmlns:a="http://schemas.openxmlformats.org/drawingml/2006/main" noChangeAspect="1"/>
+            </wp:cNvGraphicFramePr>
+            <a:graphic xmlns:a="http://schemas.openxmlformats.org/drawingml/2006/main">
+              <a:graphicData uri="http://schemas.openxmlformats.org/drawingml/2006/picture">
+                <pic:pic xmlns:pic="http://schemas.openxmlformats.org/drawingml/2006/picture">
+                  <pic:nvPicPr>
+                    <pic:cNvPr id="1215809636" name=""/>
+                    <pic:cNvPicPr/>
+                  </pic:nvPicPr>
+                  <pic:blipFill>
+                    <a:blip r:embed="rId9"/>
+                    <a:stretch>
+                      <a:fillRect/>
+                    </a:stretch>
+                  </pic:blipFill>
+                  <pic:spPr>
+                    <a:xfrm>
+                      <a:off x="0" y="0"/>
+                      <a:ext cx="1774568" cy="3905198"/>
+                    </a:xfrm>
+                    <a:prstGeom prst="rect">
+                      <a:avLst/>
+                    </a:prstGeom>
+                  </pic:spPr>
+                </pic:pic>
+              </a:graphicData>
+            </a:graphic>
+          </wp:inline>
+        </w:drawing>
+      </w:r>
+    </w:p>
+    <w:p>
+      <w:pPr>
+        <w:ind w:left="720"/>
+        <w:rPr>
+          <w:rFonts w:ascii="Times New Roman" w:hAnsi="Times New Roman" w:cs="Times New Roman"/>
+          <w:sz w:val="28"/>
+          <w:szCs w:val="28"/>
+        </w:rPr>
+      </w:pPr>
+      <w:r>
+        <w:rPr>
+          <w:rFonts w:ascii="Times New Roman" w:hAnsi="Times New Roman" w:cs="Times New Roman"/>
+          <w:sz w:val="28"/>
+          <w:szCs w:val="28"/>
+        </w:rPr>
+        <w:drawing>
+          <wp:inline distT="0" distB="0" distL="0" distR="0" wp14:anchorId="14E70395" wp14:editId="17F18AFA">
+            <wp:extent cx="1752600" cy="3915875"/>
+            <wp:effectExtent l="0" t="0" r="0" b="8890"/>
+            <wp:docPr id="323103877" name="Рисунок 1"/>
+            <wp:cNvGraphicFramePr>
+              <a:graphicFrameLocks xmlns:a="http://schemas.openxmlformats.org/drawingml/2006/main" noChangeAspect="1"/>
+            </wp:cNvGraphicFramePr>
+            <a:graphic xmlns:a="http://schemas.openxmlformats.org/drawingml/2006/main">
+              <a:graphicData uri="http://schemas.openxmlformats.org/drawingml/2006/picture">
+                <pic:pic xmlns:pic="http://schemas.openxmlformats.org/drawingml/2006/picture">
+                  <pic:nvPicPr>
+                    <pic:cNvPr id="323103877" name=""/>
+                    <pic:cNvPicPr/>
+                  </pic:nvPicPr>
+                  <pic:blipFill>
+                    <a:blip r:embed="rId10"/>
+                    <a:stretch>
+                      <a:fillRect/>
+                    </a:stretch>
+                  </pic:blipFill>
+                  <pic:spPr>
+                    <a:xfrm>
+                      <a:off x="0" y="0"/>
+                      <a:ext cx="1759269" cy="3930777"/>
+                    </a:xfrm>
+                    <a:prstGeom prst="rect">
+                      <a:avLst/>
+                    </a:prstGeom>
+                  </pic:spPr>
+                </pic:pic>
+              </a:graphicData>
+            </a:graphic>
+          </wp:inline>
+        </w:drawing>
+      </w:r>
+    </w:p>
+    <w:p>
+      <w:pPr>
+        <w:ind w:left="720"/>
+        <w:rPr>
+          <w:rFonts w:ascii="Times New Roman" w:hAnsi="Times New Roman" w:cs="Times New Roman"/>
+          <w:sz w:val="28"/>
+          <w:szCs w:val="28"/>
+        </w:rPr>
+      </w:pPr>
+      <w:r>
+        <w:rPr>
+          <w:rFonts w:ascii="Times New Roman" w:hAnsi="Times New Roman" w:cs="Times New Roman"/>
+          <w:sz w:val="28"/>
+          <w:szCs w:val="28"/>
+        </w:rPr>
+        <w:lastRenderedPageBreak/>
+        <w:drawing>
+          <wp:inline distT="0" distB="0" distL="0" distR="0" wp14:anchorId="3DD3C4D3" wp14:editId="3349E356">
+            <wp:extent cx="1812415" cy="4048125"/>
+            <wp:effectExtent l="0" t="0" r="0" b="0"/>
+            <wp:docPr id="511505489" name="Рисунок 1"/>
+            <wp:cNvGraphicFramePr>
+              <a:graphicFrameLocks xmlns:a="http://schemas.openxmlformats.org/drawingml/2006/main" noChangeAspect="1"/>
+            </wp:cNvGraphicFramePr>
+            <a:graphic xmlns:a="http://schemas.openxmlformats.org/drawingml/2006/main">
+              <a:graphicData uri="http://schemas.openxmlformats.org/drawingml/2006/picture">
+                <pic:pic xmlns:pic="http://schemas.openxmlformats.org/drawingml/2006/picture">
+                  <pic:nvPicPr>
+                    <pic:cNvPr id="511505489" name=""/>
+                    <pic:cNvPicPr/>
+                  </pic:nvPicPr>
+                  <pic:blipFill>
+                    <a:blip r:embed="rId11"/>
+                    <a:stretch>
+                      <a:fillRect/>
+                    </a:stretch>
+                  </pic:blipFill>
+                  <pic:spPr>
+                    <a:xfrm>
+                      <a:off x="0" y="0"/>
+                      <a:ext cx="1816520" cy="4057294"/>
+                    </a:xfrm>
+                    <a:prstGeom prst="rect">
+                      <a:avLst/>
+                    </a:prstGeom>
+                  </pic:spPr>
+                </pic:pic>
+              </a:graphicData>
+            </a:graphic>
+          </wp:inline>
+        </w:drawing>
+      </w:r>
+    </w:p>
+    <w:p>
+      <w:pPr>
+        <w:ind w:left="720"/>
+        <w:rPr>
+          <w:rFonts w:ascii="Times New Roman" w:hAnsi="Times New Roman" w:cs="Times New Roman"/>
+          <w:sz w:val="28"/>
+          <w:szCs w:val="28"/>
+        </w:rPr>
+      </w:pPr>
+      <w:r>
+        <w:rPr>
+          <w:rFonts w:ascii="Times New Roman" w:hAnsi="Times New Roman" w:cs="Times New Roman"/>
+          <w:sz w:val="28"/>
+          <w:szCs w:val="28"/>
+        </w:rPr>
+        <w:drawing>
+          <wp:inline distT="0" distB="0" distL="0" distR="0" wp14:anchorId="64FACEE3" wp14:editId="5AFFB712">
+            <wp:extent cx="1818259" cy="3971925"/>
+            <wp:effectExtent l="0" t="0" r="0" b="0"/>
+            <wp:docPr id="2109463373" name="Рисунок 1"/>
+            <wp:cNvGraphicFramePr>
+              <a:graphicFrameLocks xmlns:a="http://schemas.openxmlformats.org/drawingml/2006/main" noChangeAspect="1"/>
+            </wp:cNvGraphicFramePr>
+            <a:graphic xmlns:a="http://schemas.openxmlformats.org/drawingml/2006/main">
+              <a:graphicData uri="http://schemas.openxmlformats.org/drawingml/2006/picture">
+                <pic:pic xmlns:pic="http://schemas.openxmlformats.org/drawingml/2006/picture">
+                  <pic:nvPicPr>
+                    <pic:cNvPr id="2109463373" name=""/>
+                    <pic:cNvPicPr/>
+                  </pic:nvPicPr>
+                  <pic:blipFill>
+                    <a:blip r:embed="rId12"/>
+                    <a:stretch>
+                      <a:fillRect/>
+                    </a:stretch>
+                  </pic:blipFill>
+                  <pic:spPr>
+                    <a:xfrm>
+                      <a:off x="0" y="0"/>
+                      <a:ext cx="1832746" cy="4003571"/>
+                    </a:xfrm>
+                    <a:prstGeom prst="rect">
+                      <a:avLst/>
+                    </a:prstGeom>
+                  </pic:spPr>
+                </pic:pic>
+              </a:graphicData>
+            </a:graphic>
+          </wp:inline>
+        </w:drawing>
+      </w:r>
+    </w:p>
+    <w:p>
+      <w:pPr>
+        <w:ind w:left="720"/>
+        <w:rPr>
+          <w:rFonts w:ascii="Times New Roman" w:hAnsi="Times New Roman" w:cs="Times New Roman"/>
+          <w:sz w:val="28"/>
+          <w:szCs w:val="28"/>
+        </w:rPr>
+      </w:pPr>
+      <w:r>
+        <w:rPr>
+          <w:rFonts w:ascii="Times New Roman" w:hAnsi="Times New Roman" w:cs="Times New Roman"/>
+          <w:sz w:val="28"/>
+          <w:szCs w:val="28"/>
+        </w:rPr>
+        <w:lastRenderedPageBreak/>
+        <w:drawing>
+          <wp:inline distT="0" distB="0" distL="0" distR="0" wp14:anchorId="16E9F26E" wp14:editId="0D975624">
+            <wp:extent cx="1719594" cy="3905031"/>
+            <wp:effectExtent l="0" t="0" r="0" b="635"/>
+            <wp:docPr id="393779536" name="Рисунок 1"/>
+            <wp:cNvGraphicFramePr>
+              <a:graphicFrameLocks xmlns:a="http://schemas.openxmlformats.org/drawingml/2006/main" noChangeAspect="1"/>
+            </wp:cNvGraphicFramePr>
+            <a:graphic xmlns:a="http://schemas.openxmlformats.org/drawingml/2006/main">
+              <a:graphicData uri="http://schemas.openxmlformats.org/drawingml/2006/picture">
+                <pic:pic xmlns:pic="http://schemas.openxmlformats.org/drawingml/2006/picture">
+                  <pic:nvPicPr>
+                    <pic:cNvPr id="393779536" name=""/>
+                    <pic:cNvPicPr/>
+                  </pic:nvPicPr>
+                  <pic:blipFill>
+                    <a:blip r:embed="rId13"/>
+                    <a:stretch>
+                      <a:fillRect/>
+                    </a:stretch>
+                  </pic:blipFill>
+                  <pic:spPr>
+                    <a:xfrm>
+                      <a:off x="0" y="0"/>
+                      <a:ext cx="1740700" cy="3952960"/>
+                    </a:xfrm>
+                    <a:prstGeom prst="rect">
+                      <a:avLst/>
+                    </a:prstGeom>
+                  </pic:spPr>
+                </pic:pic>
+              </a:graphicData>
+            </a:graphic>
+          </wp:inline>
+        </w:drawing>
+      </w:r>
+    </w:p>
+    <w:p>
+      <w:pPr>
+        <w:ind w:left="720"/>
+        <w:rPr>
+          <w:rFonts w:ascii="Times New Roman" w:hAnsi="Times New Roman" w:cs="Times New Roman"/>
+          <w:sz w:val="28"/>
+          <w:szCs w:val="28"/>
+        </w:rPr>
+      </w:pPr>
       <w:r>
         <w:rPr>
           <w:rFonts w:ascii="Times New Roman" w:hAnsi="Times New Roman" w:cs="Times New Roman"/>
@@ -8125,7 +8408,7 @@
                     <pic:cNvPicPr/>
                   </pic:nvPicPr>
                   <pic:blipFill>
-                    <a:blip r:embed="rId9"/>
+                    <a:blip r:embed="rId14"/>
                     <a:stretch>
                       <a:fillRect/>
                     </a:stretch>
@@ -8204,6 +8487,1005 @@
         <w:t>)</w:t>
       </w:r>
     </w:p>
+    <w:tbl>
+      <w:tblPr>
+        <w:tblW w:w="9307" w:type="dxa"/>
+        <w:tblBorders>
+          <w:top w:val="single" w:sz="4" w:space="0" w:color="auto"/>
+          <w:left w:val="single" w:sz="4" w:space="0" w:color="auto"/>
+          <w:bottom w:val="single" w:sz="4" w:space="0" w:color="auto"/>
+          <w:right w:val="single" w:sz="4" w:space="0" w:color="auto"/>
+          <w:insideH w:val="single" w:sz="4" w:space="0" w:color="auto"/>
+          <w:insideV w:val="single" w:sz="4" w:space="0" w:color="auto"/>
+        </w:tblBorders>
+        <w:tblCellMar>
+          <w:top w:w="15" w:type="dxa"/>
+          <w:left w:w="15" w:type="dxa"/>
+          <w:bottom w:w="15" w:type="dxa"/>
+          <w:right w:w="15" w:type="dxa"/>
+        </w:tblCellMar>
+        <w:tblLook w:val="04A0" w:firstRow="1" w:lastRow="0" w:firstColumn="1" w:lastColumn="0" w:noHBand="0" w:noVBand="1"/>
+      </w:tblPr>
+      <w:tblGrid>
+        <w:gridCol w:w="2213"/>
+        <w:gridCol w:w="3328"/>
+        <w:gridCol w:w="3766"/>
+      </w:tblGrid>
+      <w:tr>
+        <w:trPr>
+          <w:trHeight w:val="166"/>
+          <w:tblHeader/>
+        </w:trPr>
+        <w:tc>
+          <w:tcPr>
+            <w:tcW w:w="0" w:type="auto"/>
+            <w:tcMar>
+              <w:top w:w="120" w:type="dxa"/>
+              <w:left w:w="180" w:type="dxa"/>
+              <w:bottom w:w="120" w:type="dxa"/>
+              <w:right w:w="180" w:type="dxa"/>
+            </w:tcMar>
+            <w:hideMark/>
+          </w:tcPr>
+          <w:p>
+            <w:pPr>
+              <w:rPr>
+                <w:rFonts w:ascii="Times New Roman" w:hAnsi="Times New Roman" w:cs="Times New Roman"/>
+              </w:rPr>
+            </w:pPr>
+            <w:r>
+              <w:rPr>
+                <w:rFonts w:ascii="Times New Roman" w:hAnsi="Times New Roman" w:cs="Times New Roman"/>
+              </w:rPr>
+              <w:t>Термин</w:t>
+            </w:r>
+          </w:p>
+        </w:tc>
+        <w:tc>
+          <w:tcPr>
+            <w:tcW w:w="0" w:type="auto"/>
+            <w:tcMar>
+              <w:top w:w="120" w:type="dxa"/>
+              <w:left w:w="180" w:type="dxa"/>
+              <w:bottom w:w="120" w:type="dxa"/>
+              <w:right w:w="180" w:type="dxa"/>
+            </w:tcMar>
+            <w:hideMark/>
+          </w:tcPr>
+          <w:p>
+            <w:pPr>
+              <w:rPr>
+                <w:rFonts w:ascii="Times New Roman" w:hAnsi="Times New Roman" w:cs="Times New Roman"/>
+              </w:rPr>
+            </w:pPr>
+            <w:r>
+              <w:rPr>
+                <w:rFonts w:ascii="Times New Roman" w:hAnsi="Times New Roman" w:cs="Times New Roman"/>
+              </w:rPr>
+              <w:t>Определение</w:t>
+            </w:r>
+          </w:p>
+        </w:tc>
+        <w:tc>
+          <w:tcPr>
+            <w:tcW w:w="0" w:type="auto"/>
+            <w:tcMar>
+              <w:top w:w="120" w:type="dxa"/>
+              <w:left w:w="180" w:type="dxa"/>
+              <w:bottom w:w="120" w:type="dxa"/>
+              <w:right w:w="180" w:type="dxa"/>
+            </w:tcMar>
+            <w:hideMark/>
+          </w:tcPr>
+          <w:p>
+            <w:pPr>
+              <w:rPr>
+                <w:rFonts w:ascii="Times New Roman" w:hAnsi="Times New Roman" w:cs="Times New Roman"/>
+              </w:rPr>
+            </w:pPr>
+            <w:r>
+              <w:rPr>
+                <w:rFonts w:ascii="Times New Roman" w:hAnsi="Times New Roman" w:cs="Times New Roman"/>
+              </w:rPr>
+              <w:t>Пояснение</w:t>
+            </w:r>
+          </w:p>
+        </w:tc>
+      </w:tr>
+      <w:tr>
+        <w:trPr>
+          <w:trHeight w:val="166"/>
+        </w:trPr>
+        <w:tc>
+          <w:tcPr>
+            <w:tcW w:w="0" w:type="auto"/>
+            <w:tcMar>
+              <w:top w:w="180" w:type="dxa"/>
+              <w:left w:w="180" w:type="dxa"/>
+              <w:bottom w:w="180" w:type="dxa"/>
+              <w:right w:w="180" w:type="dxa"/>
+            </w:tcMar>
+            <w:hideMark/>
+          </w:tcPr>
+          <w:p>
+            <w:pPr>
+              <w:rPr>
+                <w:rFonts w:ascii="Times New Roman" w:hAnsi="Times New Roman" w:cs="Times New Roman"/>
+              </w:rPr>
+            </w:pPr>
+            <w:r>
+              <w:rPr>
+                <w:rFonts w:ascii="Times New Roman" w:hAnsi="Times New Roman" w:cs="Times New Roman"/>
+              </w:rPr>
+              <w:t>Мил (миллирадиан, mil, mr)</w:t>
+            </w:r>
+          </w:p>
+        </w:tc>
+        <w:tc>
+          <w:tcPr>
+            <w:tcW w:w="0" w:type="auto"/>
+            <w:tcMar>
+              <w:top w:w="180" w:type="dxa"/>
+              <w:left w:w="180" w:type="dxa"/>
+              <w:bottom w:w="180" w:type="dxa"/>
+              <w:right w:w="180" w:type="dxa"/>
+            </w:tcMar>
+            <w:hideMark/>
+          </w:tcPr>
+          <w:p>
+            <w:pPr>
+              <w:rPr>
+                <w:rFonts w:ascii="Times New Roman" w:hAnsi="Times New Roman" w:cs="Times New Roman"/>
+              </w:rPr>
+            </w:pPr>
+            <w:r>
+              <w:rPr>
+                <w:rFonts w:ascii="Times New Roman" w:hAnsi="Times New Roman" w:cs="Times New Roman"/>
+              </w:rPr>
+              <w:t>Угловая единица измерения, применяемая в оптике и артиллерии. 1 мил = 1/1000 радиана. Широко используется в западных странах и в современной тактической оптике.</w:t>
+            </w:r>
+          </w:p>
+        </w:tc>
+        <w:tc>
+          <w:tcPr>
+            <w:tcW w:w="0" w:type="auto"/>
+            <w:tcMar>
+              <w:top w:w="180" w:type="dxa"/>
+              <w:left w:w="180" w:type="dxa"/>
+              <w:bottom w:w="180" w:type="dxa"/>
+              <w:right w:w="180" w:type="dxa"/>
+            </w:tcMar>
+            <w:hideMark/>
+          </w:tcPr>
+          <w:p>
+            <w:pPr>
+              <w:rPr>
+                <w:rFonts w:ascii="Times New Roman" w:hAnsi="Times New Roman" w:cs="Times New Roman"/>
+              </w:rPr>
+            </w:pPr>
+            <w:r>
+              <w:rPr>
+                <w:rFonts w:ascii="Times New Roman" w:hAnsi="Times New Roman" w:cs="Times New Roman"/>
+              </w:rPr>
+              <w:t>На 100 м: 1 мил ≈ 10 см в длину дуги</w:t>
+            </w:r>
+          </w:p>
+        </w:tc>
+      </w:tr>
+      <w:tr>
+        <w:trPr>
+          <w:trHeight w:val="166"/>
+        </w:trPr>
+        <w:tc>
+          <w:tcPr>
+            <w:tcW w:w="0" w:type="auto"/>
+            <w:tcMar>
+              <w:top w:w="180" w:type="dxa"/>
+              <w:left w:w="180" w:type="dxa"/>
+              <w:bottom w:w="180" w:type="dxa"/>
+              <w:right w:w="180" w:type="dxa"/>
+            </w:tcMar>
+            <w:hideMark/>
+          </w:tcPr>
+          <w:p>
+            <w:pPr>
+              <w:rPr>
+                <w:rFonts w:ascii="Times New Roman" w:hAnsi="Times New Roman" w:cs="Times New Roman"/>
+              </w:rPr>
+            </w:pPr>
+            <w:r>
+              <w:rPr>
+                <w:rFonts w:ascii="Times New Roman" w:hAnsi="Times New Roman" w:cs="Times New Roman"/>
+              </w:rPr>
+              <w:lastRenderedPageBreak/>
+              <w:t>MOA (Minute of Angle)</w:t>
+            </w:r>
+          </w:p>
+        </w:tc>
+        <w:tc>
+          <w:tcPr>
+            <w:tcW w:w="0" w:type="auto"/>
+            <w:tcMar>
+              <w:top w:w="180" w:type="dxa"/>
+              <w:left w:w="180" w:type="dxa"/>
+              <w:bottom w:w="180" w:type="dxa"/>
+              <w:right w:w="180" w:type="dxa"/>
+            </w:tcMar>
+            <w:hideMark/>
+          </w:tcPr>
+          <w:p>
+            <w:pPr>
+              <w:rPr>
+                <w:rFonts w:ascii="Times New Roman" w:hAnsi="Times New Roman" w:cs="Times New Roman"/>
+              </w:rPr>
+            </w:pPr>
+            <w:r>
+              <w:rPr>
+                <w:rFonts w:ascii="Times New Roman" w:hAnsi="Times New Roman" w:cs="Times New Roman"/>
+              </w:rPr>
+              <w:t>Угловая минута — 1/60 градуса. Применяется в США и Канаде, особенно в снайперской практике.</w:t>
+            </w:r>
+          </w:p>
+        </w:tc>
+        <w:tc>
+          <w:tcPr>
+            <w:tcW w:w="0" w:type="auto"/>
+            <w:tcMar>
+              <w:top w:w="180" w:type="dxa"/>
+              <w:left w:w="180" w:type="dxa"/>
+              <w:bottom w:w="180" w:type="dxa"/>
+              <w:right w:w="180" w:type="dxa"/>
+            </w:tcMar>
+            <w:hideMark/>
+          </w:tcPr>
+          <w:p>
+            <w:pPr>
+              <w:rPr>
+                <w:rFonts w:ascii="Times New Roman" w:hAnsi="Times New Roman" w:cs="Times New Roman"/>
+              </w:rPr>
+            </w:pPr>
+            <w:r>
+              <w:rPr>
+                <w:rFonts w:ascii="Times New Roman" w:hAnsi="Times New Roman" w:cs="Times New Roman"/>
+              </w:rPr>
+              <w:t>Для упрощённых расчётов часто принимают: 1 MOA ≈ 3 см на 100 м</w:t>
+            </w:r>
+          </w:p>
+        </w:tc>
+      </w:tr>
+      <w:tr>
+        <w:trPr>
+          <w:trHeight w:val="166"/>
+        </w:trPr>
+        <w:tc>
+          <w:tcPr>
+            <w:tcW w:w="0" w:type="auto"/>
+            <w:tcMar>
+              <w:top w:w="180" w:type="dxa"/>
+              <w:left w:w="180" w:type="dxa"/>
+              <w:bottom w:w="180" w:type="dxa"/>
+              <w:right w:w="180" w:type="dxa"/>
+            </w:tcMar>
+            <w:hideMark/>
+          </w:tcPr>
+          <w:p>
+            <w:pPr>
+              <w:rPr>
+                <w:rFonts w:ascii="Times New Roman" w:hAnsi="Times New Roman" w:cs="Times New Roman"/>
+              </w:rPr>
+            </w:pPr>
+            <w:r>
+              <w:rPr>
+                <w:rFonts w:ascii="Times New Roman" w:hAnsi="Times New Roman" w:cs="Times New Roman"/>
+              </w:rPr>
+              <w:t>Артиллерийская тысячная («деление угломера»)</w:t>
+            </w:r>
+          </w:p>
+        </w:tc>
+        <w:tc>
+          <w:tcPr>
+            <w:tcW w:w="0" w:type="auto"/>
+            <w:tcMar>
+              <w:top w:w="180" w:type="dxa"/>
+              <w:left w:w="180" w:type="dxa"/>
+              <w:bottom w:w="180" w:type="dxa"/>
+              <w:right w:w="180" w:type="dxa"/>
+            </w:tcMar>
+            <w:hideMark/>
+          </w:tcPr>
+          <w:p>
+            <w:pPr>
+              <w:rPr>
+                <w:rFonts w:ascii="Times New Roman" w:hAnsi="Times New Roman" w:cs="Times New Roman"/>
+              </w:rPr>
+            </w:pPr>
+            <w:r>
+              <w:rPr>
+                <w:rFonts w:ascii="Times New Roman" w:hAnsi="Times New Roman" w:cs="Times New Roman"/>
+              </w:rPr>
+              <w:t>Угловая единица, применяемая в странах бывшего СССР. Полный круг делится на 6000 равных частей. 1 тысячная = 1/6000 окружности.</w:t>
+            </w:r>
+          </w:p>
+        </w:tc>
+        <w:tc>
+          <w:tcPr>
+            <w:tcW w:w="0" w:type="auto"/>
+            <w:tcMar>
+              <w:top w:w="180" w:type="dxa"/>
+              <w:left w:w="180" w:type="dxa"/>
+              <w:bottom w:w="180" w:type="dxa"/>
+              <w:right w:w="180" w:type="dxa"/>
+            </w:tcMar>
+            <w:hideMark/>
+          </w:tcPr>
+          <w:p>
+            <w:pPr>
+              <w:rPr>
+                <w:rFonts w:ascii="Times New Roman" w:hAnsi="Times New Roman" w:cs="Times New Roman"/>
+              </w:rPr>
+            </w:pPr>
+            <w:r>
+              <w:rPr>
+                <w:rFonts w:ascii="Times New Roman" w:hAnsi="Times New Roman" w:cs="Times New Roman"/>
+              </w:rPr>
+              <w:t>На 1000 м: 1 тысячная ≈ 1 м в длину дуги</w:t>
+            </w:r>
+            <w:r>
+              <w:rPr>
+                <w:rFonts w:ascii="Times New Roman" w:hAnsi="Times New Roman" w:cs="Times New Roman"/>
+              </w:rPr>
+              <w:br/>
+              <w:t>Пример:отклонение 2 м на 1000 м = 2 тысячных поправки</w:t>
+            </w:r>
+          </w:p>
+        </w:tc>
+      </w:tr>
+      <w:tr>
+        <w:trPr>
+          <w:trHeight w:val="166"/>
+        </w:trPr>
+        <w:tc>
+          <w:tcPr>
+            <w:tcW w:w="0" w:type="auto"/>
+            <w:tcMar>
+              <w:top w:w="180" w:type="dxa"/>
+              <w:left w:w="180" w:type="dxa"/>
+              <w:bottom w:w="180" w:type="dxa"/>
+              <w:right w:w="180" w:type="dxa"/>
+            </w:tcMar>
+            <w:hideMark/>
+          </w:tcPr>
+          <w:p>
+            <w:pPr>
+              <w:rPr>
+                <w:rFonts w:ascii="Times New Roman" w:hAnsi="Times New Roman" w:cs="Times New Roman"/>
+              </w:rPr>
+            </w:pPr>
+            <w:r>
+              <w:rPr>
+                <w:rFonts w:ascii="Times New Roman" w:hAnsi="Times New Roman" w:cs="Times New Roman"/>
+              </w:rPr>
+              <w:t>Баллистический коэффициент (БК, BC)</w:t>
+            </w:r>
+          </w:p>
+        </w:tc>
+        <w:tc>
+          <w:tcPr>
+            <w:tcW w:w="0" w:type="auto"/>
+            <w:tcMar>
+              <w:top w:w="180" w:type="dxa"/>
+              <w:left w:w="180" w:type="dxa"/>
+              <w:bottom w:w="180" w:type="dxa"/>
+              <w:right w:w="180" w:type="dxa"/>
+            </w:tcMar>
+            <w:hideMark/>
+          </w:tcPr>
+          <w:p>
+            <w:pPr>
+              <w:rPr>
+                <w:rFonts w:ascii="Times New Roman" w:hAnsi="Times New Roman" w:cs="Times New Roman"/>
+              </w:rPr>
+            </w:pPr>
+            <w:r>
+              <w:rPr>
+                <w:rFonts w:ascii="Times New Roman" w:hAnsi="Times New Roman" w:cs="Times New Roman"/>
+              </w:rPr>
+              <w:t>Безразмерная величина, характеризующая аэродинамическую эффективность снаряда. Чем выше BC — тем меньше сопротивление воздуха и выше сохранение скорости. Зависит от формы, массы и диаметра.</w:t>
+            </w:r>
+          </w:p>
+        </w:tc>
+        <w:tc>
+          <w:tcPr>
+            <w:tcW w:w="0" w:type="auto"/>
+            <w:tcMar>
+              <w:top w:w="180" w:type="dxa"/>
+              <w:left w:w="180" w:type="dxa"/>
+              <w:bottom w:w="180" w:type="dxa"/>
+              <w:right w:w="180" w:type="dxa"/>
+            </w:tcMar>
+            <w:hideMark/>
+          </w:tcPr>
+          <w:p>
+            <w:pPr>
+              <w:rPr>
+                <w:rFonts w:ascii="Times New Roman" w:hAnsi="Times New Roman" w:cs="Times New Roman"/>
+              </w:rPr>
+            </w:pPr>
+            <w:r>
+              <w:rPr>
+                <w:rFonts w:ascii="Times New Roman" w:hAnsi="Times New Roman" w:cs="Times New Roman"/>
+              </w:rPr>
+              <w:t>где:</w:t>
+            </w:r>
+            <w:r>
+              <w:rPr>
+                <w:rFonts w:ascii="Times New Roman" w:hAnsi="Times New Roman" w:cs="Times New Roman"/>
+              </w:rPr>
+              <w:br/>
+              <w:t>•— масса снаряда (кг или фунт)</w:t>
+            </w:r>
+            <w:r>
+              <w:rPr>
+                <w:rFonts w:ascii="Times New Roman" w:hAnsi="Times New Roman" w:cs="Times New Roman"/>
+              </w:rPr>
+              <w:br/>
+              <w:t>•— калибр (м или дюйм)</w:t>
+            </w:r>
+            <w:r>
+              <w:rPr>
+                <w:rFonts w:ascii="Times New Roman" w:hAnsi="Times New Roman" w:cs="Times New Roman"/>
+              </w:rPr>
+              <w:br/>
+              <w:t>•— коэффициент формы (обычно от 0.3 до 1.2)</w:t>
+            </w:r>
+            <w:r>
+              <w:rPr>
+                <w:rFonts w:ascii="Times New Roman" w:hAnsi="Times New Roman" w:cs="Times New Roman"/>
+              </w:rPr>
+              <w:br/>
+              <w:t>Стандартные модели:G1(плоский нос, квадратный хвост),G7(лагерный снаряд, заострённый нос) — G7 точнее для современных пуль.</w:t>
+            </w:r>
+          </w:p>
+        </w:tc>
+      </w:tr>
+      <w:tr>
+        <w:trPr>
+          <w:trHeight w:val="166"/>
+        </w:trPr>
+        <w:tc>
+          <w:tcPr>
+            <w:tcW w:w="0" w:type="auto"/>
+            <w:tcMar>
+              <w:top w:w="180" w:type="dxa"/>
+              <w:left w:w="180" w:type="dxa"/>
+              <w:bottom w:w="180" w:type="dxa"/>
+              <w:right w:w="180" w:type="dxa"/>
+            </w:tcMar>
+            <w:hideMark/>
+          </w:tcPr>
+          <w:p>
+            <w:pPr>
+              <w:rPr>
+                <w:rFonts w:ascii="Times New Roman" w:hAnsi="Times New Roman" w:cs="Times New Roman"/>
+              </w:rPr>
+            </w:pPr>
+            <w:r>
+              <w:rPr>
+                <w:rFonts w:ascii="Times New Roman" w:hAnsi="Times New Roman" w:cs="Times New Roman"/>
+              </w:rPr>
+              <w:t>Поправка на боковик (ветер)</w:t>
+            </w:r>
+          </w:p>
+        </w:tc>
+        <w:tc>
+          <w:tcPr>
+            <w:tcW w:w="0" w:type="auto"/>
+            <w:tcMar>
+              <w:top w:w="180" w:type="dxa"/>
+              <w:left w:w="180" w:type="dxa"/>
+              <w:bottom w:w="180" w:type="dxa"/>
+              <w:right w:w="180" w:type="dxa"/>
+            </w:tcMar>
+            <w:hideMark/>
+          </w:tcPr>
+          <w:p>
+            <w:pPr>
+              <w:rPr>
+                <w:rFonts w:ascii="Times New Roman" w:hAnsi="Times New Roman" w:cs="Times New Roman"/>
+              </w:rPr>
+            </w:pPr>
+            <w:r>
+              <w:rPr>
+                <w:rFonts w:ascii="Times New Roman" w:hAnsi="Times New Roman" w:cs="Times New Roman"/>
+              </w:rPr>
+              <w:t>Угловая или линейная величина, на которую необходимо скорректировать</w:t>
+            </w:r>
+            <w:r>
+              <w:rPr>
+                <w:rFonts w:ascii="Times New Roman" w:hAnsi="Times New Roman" w:cs="Times New Roman"/>
+              </w:rPr>
+              <w:t xml:space="preserve"> </w:t>
+            </w:r>
+            <w:r>
+              <w:rPr>
+                <w:rFonts w:ascii="Times New Roman" w:hAnsi="Times New Roman" w:cs="Times New Roman"/>
+              </w:rPr>
+              <w:t>прицел для компенсации сноса снаряда ветром.</w:t>
+            </w:r>
+          </w:p>
+        </w:tc>
+        <w:tc>
+          <w:tcPr>
+            <w:tcW w:w="0" w:type="auto"/>
+            <w:tcMar>
+              <w:top w:w="180" w:type="dxa"/>
+              <w:left w:w="180" w:type="dxa"/>
+              <w:bottom w:w="180" w:type="dxa"/>
+              <w:right w:w="180" w:type="dxa"/>
+            </w:tcMar>
+            <w:hideMark/>
+          </w:tcPr>
+          <w:p>
+            <w:pPr>
+              <w:rPr>
+                <w:rFonts w:ascii="Times New Roman" w:hAnsi="Times New Roman" w:cs="Times New Roman"/>
+              </w:rPr>
+            </w:pPr>
+            <w:r>
+              <w:rPr>
+                <w:rFonts w:ascii="Times New Roman" w:hAnsi="Times New Roman" w:cs="Times New Roman"/>
+              </w:rPr>
+              <w:t>где:</w:t>
+            </w:r>
+            <w:r>
+              <w:rPr>
+                <w:rFonts w:ascii="Times New Roman" w:hAnsi="Times New Roman" w:cs="Times New Roman"/>
+              </w:rPr>
+              <w:br/>
+              <w:t>•— угол между направлением ветра и линией прицеливания (0° — попутный/встречный,</w:t>
+            </w:r>
+            <w:r>
+              <w:rPr>
+                <w:rFonts w:ascii="Times New Roman" w:hAnsi="Times New Roman" w:cs="Times New Roman"/>
+              </w:rPr>
+              <w:t xml:space="preserve"> </w:t>
+            </w:r>
+            <w:r>
+              <w:rPr>
+                <w:rFonts w:ascii="Times New Roman" w:hAnsi="Times New Roman" w:cs="Times New Roman"/>
+              </w:rPr>
+              <w:t>90° — боковой)</w:t>
+            </w:r>
+            <w:r>
+              <w:rPr>
+                <w:rFonts w:ascii="Times New Roman" w:hAnsi="Times New Roman" w:cs="Times New Roman"/>
+              </w:rPr>
+              <w:br/>
+              <w:t>•— время полёта снаряда до цели</w:t>
+            </w:r>
+          </w:p>
+        </w:tc>
+      </w:tr>
+      <w:tr>
+        <w:trPr>
+          <w:trHeight w:val="166"/>
+        </w:trPr>
+        <w:tc>
+          <w:tcPr>
+            <w:tcW w:w="0" w:type="auto"/>
+            <w:tcMar>
+              <w:top w:w="180" w:type="dxa"/>
+              <w:left w:w="180" w:type="dxa"/>
+              <w:bottom w:w="180" w:type="dxa"/>
+              <w:right w:w="180" w:type="dxa"/>
+            </w:tcMar>
+            <w:hideMark/>
+          </w:tcPr>
+          <w:p>
+            <w:pPr>
+              <w:rPr>
+                <w:rFonts w:ascii="Times New Roman" w:hAnsi="Times New Roman" w:cs="Times New Roman"/>
+              </w:rPr>
+            </w:pPr>
+            <w:r>
+              <w:rPr>
+                <w:rFonts w:ascii="Times New Roman" w:hAnsi="Times New Roman" w:cs="Times New Roman"/>
+              </w:rPr>
+              <w:t>Поправка на высоту (падение)</w:t>
+            </w:r>
+          </w:p>
+        </w:tc>
+        <w:tc>
+          <w:tcPr>
+            <w:tcW w:w="0" w:type="auto"/>
+            <w:tcMar>
+              <w:top w:w="180" w:type="dxa"/>
+              <w:left w:w="180" w:type="dxa"/>
+              <w:bottom w:w="180" w:type="dxa"/>
+              <w:right w:w="180" w:type="dxa"/>
+            </w:tcMar>
+            <w:hideMark/>
+          </w:tcPr>
+          <w:p>
+            <w:pPr>
+              <w:rPr>
+                <w:rFonts w:ascii="Times New Roman" w:hAnsi="Times New Roman" w:cs="Times New Roman"/>
+              </w:rPr>
+            </w:pPr>
+            <w:r>
+              <w:rPr>
+                <w:rFonts w:ascii="Times New Roman" w:hAnsi="Times New Roman" w:cs="Times New Roman"/>
+              </w:rPr>
+              <w:t xml:space="preserve">Вертикальная поправка, компенсирующая гравитационное падение снаряда. Определяется как разность между точкой прицеливания и точкой </w:t>
+            </w:r>
+            <w:r>
+              <w:rPr>
+                <w:rFonts w:ascii="Times New Roman" w:hAnsi="Times New Roman" w:cs="Times New Roman"/>
+              </w:rPr>
+              <w:lastRenderedPageBreak/>
+              <w:t>падения при стрельбе без учёта гравитации.</w:t>
+            </w:r>
+          </w:p>
+        </w:tc>
+        <w:tc>
+          <w:tcPr>
+            <w:tcW w:w="0" w:type="auto"/>
+            <w:tcMar>
+              <w:top w:w="180" w:type="dxa"/>
+              <w:left w:w="180" w:type="dxa"/>
+              <w:bottom w:w="180" w:type="dxa"/>
+              <w:right w:w="180" w:type="dxa"/>
+            </w:tcMar>
+            <w:hideMark/>
+          </w:tcPr>
+          <w:p>
+            <w:pPr>
+              <w:rPr>
+                <w:rFonts w:ascii="Times New Roman" w:hAnsi="Times New Roman" w:cs="Times New Roman"/>
+              </w:rPr>
+            </w:pPr>
+            <w:r>
+              <w:rPr>
+                <w:rFonts w:ascii="Times New Roman" w:hAnsi="Times New Roman" w:cs="Times New Roman"/>
+              </w:rPr>
+              <w:lastRenderedPageBreak/>
+              <w:t>Для вакуума:— но в реальности учитывается сопротивление воздуха и форма траектории.</w:t>
+            </w:r>
+          </w:p>
+        </w:tc>
+      </w:tr>
+      <w:tr>
+        <w:trPr>
+          <w:trHeight w:val="166"/>
+        </w:trPr>
+        <w:tc>
+          <w:tcPr>
+            <w:tcW w:w="0" w:type="auto"/>
+            <w:tcMar>
+              <w:top w:w="180" w:type="dxa"/>
+              <w:left w:w="180" w:type="dxa"/>
+              <w:bottom w:w="180" w:type="dxa"/>
+              <w:right w:w="180" w:type="dxa"/>
+            </w:tcMar>
+            <w:hideMark/>
+          </w:tcPr>
+          <w:p>
+            <w:pPr>
+              <w:rPr>
+                <w:rFonts w:ascii="Times New Roman" w:hAnsi="Times New Roman" w:cs="Times New Roman"/>
+              </w:rPr>
+            </w:pPr>
+            <w:r>
+              <w:rPr>
+                <w:rFonts w:ascii="Times New Roman" w:hAnsi="Times New Roman" w:cs="Times New Roman"/>
+              </w:rPr>
+              <w:t>Zeroing («ноль», пристрелка)</w:t>
+            </w:r>
+          </w:p>
+        </w:tc>
+        <w:tc>
+          <w:tcPr>
+            <w:tcW w:w="0" w:type="auto"/>
+            <w:tcMar>
+              <w:top w:w="180" w:type="dxa"/>
+              <w:left w:w="180" w:type="dxa"/>
+              <w:bottom w:w="180" w:type="dxa"/>
+              <w:right w:w="180" w:type="dxa"/>
+            </w:tcMar>
+            <w:hideMark/>
+          </w:tcPr>
+          <w:p>
+            <w:pPr>
+              <w:rPr>
+                <w:rFonts w:ascii="Times New Roman" w:hAnsi="Times New Roman" w:cs="Times New Roman"/>
+              </w:rPr>
+            </w:pPr>
+            <w:r>
+              <w:rPr>
+                <w:rFonts w:ascii="Times New Roman" w:hAnsi="Times New Roman" w:cs="Times New Roman"/>
+              </w:rPr>
+              <w:t>Процесс калибровки прицела: нахождение угловых поправок, при которых точка падения снаряда совпадает с точкой прицеливания на заданной дистанции (например, 100 м).</w:t>
+            </w:r>
+          </w:p>
+        </w:tc>
+        <w:tc>
+          <w:tcPr>
+            <w:tcW w:w="0" w:type="auto"/>
+            <w:tcMar>
+              <w:top w:w="180" w:type="dxa"/>
+              <w:left w:w="180" w:type="dxa"/>
+              <w:bottom w:w="180" w:type="dxa"/>
+              <w:right w:w="180" w:type="dxa"/>
+            </w:tcMar>
+            <w:hideMark/>
+          </w:tcPr>
+          <w:p>
+            <w:pPr>
+              <w:rPr>
+                <w:rFonts w:ascii="Times New Roman" w:hAnsi="Times New Roman" w:cs="Times New Roman"/>
+              </w:rPr>
+            </w:pPr>
+            <w:r>
+              <w:rPr>
+                <w:rFonts w:ascii="Times New Roman" w:hAnsi="Times New Roman" w:cs="Times New Roman"/>
+              </w:rPr>
+              <w:t>После пристрелки на 100 м дальнейшие поправки даются относительно «нуля».</w:t>
+            </w:r>
+          </w:p>
+        </w:tc>
+      </w:tr>
+      <w:tr>
+        <w:trPr>
+          <w:trHeight w:val="166"/>
+        </w:trPr>
+        <w:tc>
+          <w:tcPr>
+            <w:tcW w:w="0" w:type="auto"/>
+            <w:tcMar>
+              <w:top w:w="180" w:type="dxa"/>
+              <w:left w:w="180" w:type="dxa"/>
+              <w:bottom w:w="180" w:type="dxa"/>
+              <w:right w:w="180" w:type="dxa"/>
+            </w:tcMar>
+            <w:hideMark/>
+          </w:tcPr>
+          <w:p>
+            <w:pPr>
+              <w:rPr>
+                <w:rFonts w:ascii="Times New Roman" w:hAnsi="Times New Roman" w:cs="Times New Roman"/>
+                <w:lang w:val="en-US"/>
+              </w:rPr>
+            </w:pPr>
+            <w:r>
+              <w:rPr>
+                <w:rFonts w:ascii="Times New Roman" w:hAnsi="Times New Roman" w:cs="Times New Roman"/>
+              </w:rPr>
+              <w:t>Точка</w:t>
+            </w:r>
+            <w:r>
+              <w:rPr>
+                <w:rFonts w:ascii="Times New Roman" w:hAnsi="Times New Roman" w:cs="Times New Roman"/>
+                <w:lang w:val="en-US"/>
+              </w:rPr>
+              <w:t xml:space="preserve"> </w:t>
+            </w:r>
+            <w:r>
+              <w:rPr>
+                <w:rFonts w:ascii="Times New Roman" w:hAnsi="Times New Roman" w:cs="Times New Roman"/>
+              </w:rPr>
+              <w:t>падения</w:t>
+            </w:r>
+            <w:r>
+              <w:rPr>
+                <w:rFonts w:ascii="Times New Roman" w:hAnsi="Times New Roman" w:cs="Times New Roman"/>
+                <w:lang w:val="en-US"/>
+              </w:rPr>
+              <w:t xml:space="preserve"> (Point of Impact, POI)</w:t>
+            </w:r>
+          </w:p>
+        </w:tc>
+        <w:tc>
+          <w:tcPr>
+            <w:tcW w:w="0" w:type="auto"/>
+            <w:tcMar>
+              <w:top w:w="180" w:type="dxa"/>
+              <w:left w:w="180" w:type="dxa"/>
+              <w:bottom w:w="180" w:type="dxa"/>
+              <w:right w:w="180" w:type="dxa"/>
+            </w:tcMar>
+            <w:hideMark/>
+          </w:tcPr>
+          <w:p>
+            <w:pPr>
+              <w:rPr>
+                <w:rFonts w:ascii="Times New Roman" w:hAnsi="Times New Roman" w:cs="Times New Roman"/>
+              </w:rPr>
+            </w:pPr>
+            <w:r>
+              <w:rPr>
+                <w:rFonts w:ascii="Times New Roman" w:hAnsi="Times New Roman" w:cs="Times New Roman"/>
+              </w:rPr>
+              <w:t>Фактическое место попадания снаряда в плоскости цели. Сравнивается с точкой прицеливания (Point of Aim, POA) для оценки поправок.</w:t>
+            </w:r>
+          </w:p>
+        </w:tc>
+        <w:tc>
+          <w:tcPr>
+            <w:tcW w:w="0" w:type="auto"/>
+            <w:tcMar>
+              <w:top w:w="180" w:type="dxa"/>
+              <w:left w:w="180" w:type="dxa"/>
+              <w:bottom w:w="180" w:type="dxa"/>
+              <w:right w:w="180" w:type="dxa"/>
+            </w:tcMar>
+            <w:hideMark/>
+          </w:tcPr>
+          <w:p>
+            <w:pPr>
+              <w:rPr>
+                <w:rFonts w:ascii="Times New Roman" w:hAnsi="Times New Roman" w:cs="Times New Roman"/>
+              </w:rPr>
+            </w:pPr>
+            <w:r>
+              <w:rPr>
+                <w:rFonts w:ascii="Times New Roman" w:hAnsi="Times New Roman" w:cs="Times New Roman"/>
+              </w:rPr>
+              <w:t>POI – POA = ошибка → требует внесения поправок</w:t>
+            </w:r>
+          </w:p>
+        </w:tc>
+      </w:tr>
+      <w:tr>
+        <w:trPr>
+          <w:trHeight w:val="166"/>
+        </w:trPr>
+        <w:tc>
+          <w:tcPr>
+            <w:tcW w:w="0" w:type="auto"/>
+            <w:tcMar>
+              <w:top w:w="180" w:type="dxa"/>
+              <w:left w:w="180" w:type="dxa"/>
+              <w:bottom w:w="180" w:type="dxa"/>
+              <w:right w:w="180" w:type="dxa"/>
+            </w:tcMar>
+            <w:hideMark/>
+          </w:tcPr>
+          <w:p>
+            <w:pPr>
+              <w:rPr>
+                <w:rFonts w:ascii="Times New Roman" w:hAnsi="Times New Roman" w:cs="Times New Roman"/>
+              </w:rPr>
+            </w:pPr>
+            <w:r>
+              <w:rPr>
+                <w:rFonts w:ascii="Times New Roman" w:hAnsi="Times New Roman" w:cs="Times New Roman"/>
+              </w:rPr>
+              <w:t>Эффективная дальность</w:t>
+            </w:r>
+          </w:p>
+        </w:tc>
+        <w:tc>
+          <w:tcPr>
+            <w:tcW w:w="0" w:type="auto"/>
+            <w:tcMar>
+              <w:top w:w="180" w:type="dxa"/>
+              <w:left w:w="180" w:type="dxa"/>
+              <w:bottom w:w="180" w:type="dxa"/>
+              <w:right w:w="180" w:type="dxa"/>
+            </w:tcMar>
+            <w:hideMark/>
+          </w:tcPr>
+          <w:p>
+            <w:pPr>
+              <w:rPr>
+                <w:rFonts w:ascii="Times New Roman" w:hAnsi="Times New Roman" w:cs="Times New Roman"/>
+              </w:rPr>
+            </w:pPr>
+            <w:r>
+              <w:rPr>
+                <w:rFonts w:ascii="Times New Roman" w:hAnsi="Times New Roman" w:cs="Times New Roman"/>
+              </w:rPr>
+              <w:t>Максимальная дистанция, на которой снаряд сохраняет достаточную энергию и точность для поражения цели заданного типа.</w:t>
+            </w:r>
+          </w:p>
+        </w:tc>
+        <w:tc>
+          <w:tcPr>
+            <w:tcW w:w="0" w:type="auto"/>
+            <w:tcMar>
+              <w:top w:w="180" w:type="dxa"/>
+              <w:left w:w="180" w:type="dxa"/>
+              <w:bottom w:w="180" w:type="dxa"/>
+              <w:right w:w="180" w:type="dxa"/>
+            </w:tcMar>
+            <w:hideMark/>
+          </w:tcPr>
+          <w:p>
+            <w:pPr>
+              <w:rPr>
+                <w:rFonts w:ascii="Times New Roman" w:hAnsi="Times New Roman" w:cs="Times New Roman"/>
+              </w:rPr>
+            </w:pPr>
+            <w:r>
+              <w:rPr>
+                <w:rFonts w:ascii="Times New Roman" w:hAnsi="Times New Roman" w:cs="Times New Roman"/>
+              </w:rPr>
+              <w:t>Зависит от калибра, конструкции пули, начальной скорости и цели (головная/торс/площадная).</w:t>
+            </w:r>
+          </w:p>
+        </w:tc>
+      </w:tr>
+    </w:tbl>
+    <w:p>
+      <w:pPr>
+        <w:ind w:left="720"/>
+        <w:rPr>
+          <w:rFonts w:ascii="Times New Roman" w:hAnsi="Times New Roman" w:cs="Times New Roman"/>
+          <w:sz w:val="28"/>
+          <w:szCs w:val="28"/>
+        </w:rPr>
+      </w:pPr>
+      <w:r>
+        <w:rPr>
+          <w:rFonts w:ascii="Times New Roman" w:hAnsi="Times New Roman" w:cs="Times New Roman"/>
+          <w:sz w:val="28"/>
+          <w:szCs w:val="28"/>
+        </w:rPr>
+        <w:t xml:space="preserve">Примечание: </w:t>
+      </w:r>
+    </w:p>
+    <w:p>
+      <w:pPr>
+        <w:numPr>
+          <w:ilvl w:val="0"/>
+          <w:numId w:val="14"/>
+        </w:numPr>
+        <w:rPr>
+          <w:rFonts w:ascii="Times New Roman" w:hAnsi="Times New Roman" w:cs="Times New Roman"/>
+          <w:sz w:val="28"/>
+          <w:szCs w:val="28"/>
+        </w:rPr>
+      </w:pPr>
+      <w:r>
+        <w:rPr>
+          <w:rFonts w:ascii="Times New Roman" w:hAnsi="Times New Roman" w:cs="Times New Roman"/>
+          <w:sz w:val="28"/>
+          <w:szCs w:val="28"/>
+        </w:rPr>
+        <w:t>Все угловые единицы взаимопреобразуемы. Например:</w:t>
+      </w:r>
+    </w:p>
+    <w:p>
+      <w:pPr>
+        <w:numPr>
+          <w:ilvl w:val="0"/>
+          <w:numId w:val="15"/>
+        </w:numPr>
+        <w:rPr>
+          <w:rFonts w:ascii="Times New Roman" w:hAnsi="Times New Roman" w:cs="Times New Roman"/>
+          <w:sz w:val="28"/>
+          <w:szCs w:val="28"/>
+        </w:rPr>
+      </w:pPr>
+      <w:r>
+        <w:rPr>
+          <w:rFonts w:ascii="Times New Roman" w:hAnsi="Times New Roman" w:cs="Times New Roman"/>
+          <w:sz w:val="28"/>
+          <w:szCs w:val="28"/>
+        </w:rPr>
+        <w:t>В приложении используются только точки как десятичный разделитель (например, 1.5 вместо 1,5), что соответствует международному и программному стандарту.</w:t>
+      </w:r>
+    </w:p>
+    <w:p>
+      <w:pPr>
+        <w:ind w:left="720"/>
+        <w:rPr>
+          <w:rFonts w:ascii="Times New Roman" w:hAnsi="Times New Roman" w:cs="Times New Roman"/>
+          <w:sz w:val="28"/>
+          <w:szCs w:val="28"/>
+        </w:rPr>
+      </w:pPr>
+    </w:p>
     <w:p>
       <w:pPr>
         <w:rPr>
@@ -8249,7 +9531,16 @@
           <w:sz w:val="28"/>
           <w:szCs w:val="28"/>
         </w:rPr>
-        <w:t>Настоящее Техническое задание определяет требования к разработке мобильного приложения «Баллистический калькулятор» и является основным документом, регламентирующим этапы проектирования, разработки, тестирования и сдачи проекта. Приложение разрабатывается в соответствии с действующим законодательством РФ и отраслевыми стандартами.</w:t>
+        <w:t xml:space="preserve">Настоящее Техническое задание определяет требования к разработке мобильного приложения «Баллистический калькулятор» и является </w:t>
+      </w:r>
+      <w:r>
+        <w:rPr>
+          <w:rFonts w:ascii="Times New Roman" w:hAnsi="Times New Roman" w:cs="Times New Roman"/>
+          <w:sz w:val="28"/>
+          <w:szCs w:val="28"/>
+        </w:rPr>
+        <w:lastRenderedPageBreak/>
+        <w:t>основным документом, регламентирующим этапы проектирования, разработки, тестирования и сдачи проекта. Приложение разрабатывается в соответствии с действующим законодательством РФ и отраслевыми стандартами.</w:t>
       </w:r>
     </w:p>
     <w:p>
@@ -8262,7 +9553,7 @@
       </w:pPr>
     </w:p>
     <w:sectPr>
-      <w:footerReference w:type="default" r:id="rId10"/>
+      <w:footerReference w:type="default" r:id="rId15"/>
       <w:pgSz w:w="11906" w:h="16838"/>
       <w:pgMar w:top="1134" w:right="850" w:bottom="1134" w:left="1701" w:header="708" w:footer="708" w:gutter="0"/>
       <w:cols w:space="708"/>
@@ -8666,6 +9957,155 @@
     </w:lvl>
   </w:abstractNum>
   <w:abstractNum w:abstractNumId="2" w15:restartNumberingAfterBreak="0">
+    <w:nsid w:val="0CD15B84"/>
+    <w:multiLevelType w:val="multilevel"/>
+    <w:tmpl w:val="210872C4"/>
+    <w:lvl w:ilvl="0">
+      <w:start w:val="1"/>
+      <w:numFmt w:val="bullet"/>
+      <w:lvlText w:val=""/>
+      <w:lvlJc w:val="left"/>
+      <w:pPr>
+        <w:tabs>
+          <w:tab w:val="num" w:pos="720"/>
+        </w:tabs>
+        <w:ind w:left="720" w:hanging="360"/>
+      </w:pPr>
+      <w:rPr>
+        <w:rFonts w:ascii="Symbol" w:hAnsi="Symbol" w:hint="default"/>
+        <w:sz w:val="20"/>
+      </w:rPr>
+    </w:lvl>
+    <w:lvl w:ilvl="1" w:tentative="1">
+      <w:start w:val="1"/>
+      <w:numFmt w:val="bullet"/>
+      <w:lvlText w:val=""/>
+      <w:lvlJc w:val="left"/>
+      <w:pPr>
+        <w:tabs>
+          <w:tab w:val="num" w:pos="1440"/>
+        </w:tabs>
+        <w:ind w:left="1440" w:hanging="360"/>
+      </w:pPr>
+      <w:rPr>
+        <w:rFonts w:ascii="Symbol" w:hAnsi="Symbol" w:hint="default"/>
+        <w:sz w:val="20"/>
+      </w:rPr>
+    </w:lvl>
+    <w:lvl w:ilvl="2" w:tentative="1">
+      <w:start w:val="1"/>
+      <w:numFmt w:val="bullet"/>
+      <w:lvlText w:val=""/>
+      <w:lvlJc w:val="left"/>
+      <w:pPr>
+        <w:tabs>
+          <w:tab w:val="num" w:pos="2160"/>
+        </w:tabs>
+        <w:ind w:left="2160" w:hanging="360"/>
+      </w:pPr>
+      <w:rPr>
+        <w:rFonts w:ascii="Symbol" w:hAnsi="Symbol" w:hint="default"/>
+        <w:sz w:val="20"/>
+      </w:rPr>
+    </w:lvl>
+    <w:lvl w:ilvl="3" w:tentative="1">
+      <w:start w:val="1"/>
+      <w:numFmt w:val="bullet"/>
+      <w:lvlText w:val=""/>
+      <w:lvlJc w:val="left"/>
+      <w:pPr>
+        <w:tabs>
+          <w:tab w:val="num" w:pos="2880"/>
+        </w:tabs>
+        <w:ind w:left="2880" w:hanging="360"/>
+      </w:pPr>
+      <w:rPr>
+        <w:rFonts w:ascii="Symbol" w:hAnsi="Symbol" w:hint="default"/>
+        <w:sz w:val="20"/>
+      </w:rPr>
+    </w:lvl>
+    <w:lvl w:ilvl="4" w:tentative="1">
+      <w:start w:val="1"/>
+      <w:numFmt w:val="bullet"/>
+      <w:lvlText w:val=""/>
+      <w:lvlJc w:val="left"/>
+      <w:pPr>
+        <w:tabs>
+          <w:tab w:val="num" w:pos="3600"/>
+        </w:tabs>
+        <w:ind w:left="3600" w:hanging="360"/>
+      </w:pPr>
+      <w:rPr>
+        <w:rFonts w:ascii="Symbol" w:hAnsi="Symbol" w:hint="default"/>
+        <w:sz w:val="20"/>
+      </w:rPr>
+    </w:lvl>
+    <w:lvl w:ilvl="5" w:tentative="1">
+      <w:start w:val="1"/>
+      <w:numFmt w:val="bullet"/>
+      <w:lvlText w:val=""/>
+      <w:lvlJc w:val="left"/>
+      <w:pPr>
+        <w:tabs>
+          <w:tab w:val="num" w:pos="4320"/>
+        </w:tabs>
+        <w:ind w:left="4320" w:hanging="360"/>
+      </w:pPr>
+      <w:rPr>
+        <w:rFonts w:ascii="Symbol" w:hAnsi="Symbol" w:hint="default"/>
+        <w:sz w:val="20"/>
+      </w:rPr>
+    </w:lvl>
+    <w:lvl w:ilvl="6" w:tentative="1">
+      <w:start w:val="1"/>
+      <w:numFmt w:val="bullet"/>
+      <w:lvlText w:val=""/>
+      <w:lvlJc w:val="left"/>
+      <w:pPr>
+        <w:tabs>
+          <w:tab w:val="num" w:pos="5040"/>
+        </w:tabs>
+        <w:ind w:left="5040" w:hanging="360"/>
+      </w:pPr>
+      <w:rPr>
+        <w:rFonts w:ascii="Symbol" w:hAnsi="Symbol" w:hint="default"/>
+        <w:sz w:val="20"/>
+      </w:rPr>
+    </w:lvl>
+    <w:lvl w:ilvl="7" w:tentative="1">
+      <w:start w:val="1"/>
+      <w:numFmt w:val="bullet"/>
+      <w:lvlText w:val=""/>
+      <w:lvlJc w:val="left"/>
+      <w:pPr>
+        <w:tabs>
+          <w:tab w:val="num" w:pos="5760"/>
+        </w:tabs>
+        <w:ind w:left="5760" w:hanging="360"/>
+      </w:pPr>
+      <w:rPr>
+        <w:rFonts w:ascii="Symbol" w:hAnsi="Symbol" w:hint="default"/>
+        <w:sz w:val="20"/>
+      </w:rPr>
+    </w:lvl>
+    <w:lvl w:ilvl="8" w:tentative="1">
+      <w:start w:val="1"/>
+      <w:numFmt w:val="bullet"/>
+      <w:lvlText w:val=""/>
+      <w:lvlJc w:val="left"/>
+      <w:pPr>
+        <w:tabs>
+          <w:tab w:val="num" w:pos="6480"/>
+        </w:tabs>
+        <w:ind w:left="6480" w:hanging="360"/>
+      </w:pPr>
+      <w:rPr>
+        <w:rFonts w:ascii="Symbol" w:hAnsi="Symbol" w:hint="default"/>
+        <w:sz w:val="20"/>
+      </w:rPr>
+    </w:lvl>
+  </w:abstractNum>
+  <w:abstractNum w:abstractNumId="3" w15:restartNumberingAfterBreak="0">
     <w:nsid w:val="0EE51170"/>
     <w:multiLevelType w:val="multilevel"/>
     <w:tmpl w:val="347A973E"/>
@@ -8814,7 +10254,7 @@
       </w:rPr>
     </w:lvl>
   </w:abstractNum>
-  <w:abstractNum w:abstractNumId="3" w15:restartNumberingAfterBreak="0">
+  <w:abstractNum w:abstractNumId="4" w15:restartNumberingAfterBreak="0">
     <w:nsid w:val="19F57B68"/>
     <w:multiLevelType w:val="multilevel"/>
     <w:tmpl w:val="35600C2C"/>
@@ -8963,7 +10403,7 @@
       </w:rPr>
     </w:lvl>
   </w:abstractNum>
-  <w:abstractNum w:abstractNumId="4" w15:restartNumberingAfterBreak="0">
+  <w:abstractNum w:abstractNumId="5" w15:restartNumberingAfterBreak="0">
     <w:nsid w:val="29677EB3"/>
     <w:multiLevelType w:val="multilevel"/>
     <w:tmpl w:val="BB58D84E"/>
@@ -9112,7 +10552,7 @@
       </w:rPr>
     </w:lvl>
   </w:abstractNum>
-  <w:abstractNum w:abstractNumId="5" w15:restartNumberingAfterBreak="0">
+  <w:abstractNum w:abstractNumId="6" w15:restartNumberingAfterBreak="0">
     <w:nsid w:val="31124DDA"/>
     <w:multiLevelType w:val="multilevel"/>
     <w:tmpl w:val="BC164A0A"/>
@@ -9261,7 +10701,7 @@
       </w:rPr>
     </w:lvl>
   </w:abstractNum>
-  <w:abstractNum w:abstractNumId="6" w15:restartNumberingAfterBreak="0">
+  <w:abstractNum w:abstractNumId="7" w15:restartNumberingAfterBreak="0">
     <w:nsid w:val="4295222D"/>
     <w:multiLevelType w:val="multilevel"/>
     <w:tmpl w:val="8520C0A6"/>
@@ -9410,7 +10850,7 @@
       </w:rPr>
     </w:lvl>
   </w:abstractNum>
-  <w:abstractNum w:abstractNumId="7" w15:restartNumberingAfterBreak="0">
+  <w:abstractNum w:abstractNumId="8" w15:restartNumberingAfterBreak="0">
     <w:nsid w:val="463B0E68"/>
     <w:multiLevelType w:val="multilevel"/>
     <w:tmpl w:val="D98AFAD2"/>
@@ -9559,7 +10999,7 @@
       </w:rPr>
     </w:lvl>
   </w:abstractNum>
-  <w:abstractNum w:abstractNumId="8" w15:restartNumberingAfterBreak="0">
+  <w:abstractNum w:abstractNumId="9" w15:restartNumberingAfterBreak="0">
     <w:nsid w:val="518F2119"/>
     <w:multiLevelType w:val="multilevel"/>
     <w:tmpl w:val="F7948326"/>
@@ -9708,7 +11148,7 @@
       </w:rPr>
     </w:lvl>
   </w:abstractNum>
-  <w:abstractNum w:abstractNumId="9" w15:restartNumberingAfterBreak="0">
+  <w:abstractNum w:abstractNumId="10" w15:restartNumberingAfterBreak="0">
     <w:nsid w:val="5F36785E"/>
     <w:multiLevelType w:val="multilevel"/>
     <w:tmpl w:val="08948246"/>
@@ -9857,7 +11297,7 @@
       </w:rPr>
     </w:lvl>
   </w:abstractNum>
-  <w:abstractNum w:abstractNumId="10" w15:restartNumberingAfterBreak="0">
+  <w:abstractNum w:abstractNumId="11" w15:restartNumberingAfterBreak="0">
     <w:nsid w:val="62621C8C"/>
     <w:multiLevelType w:val="multilevel"/>
     <w:tmpl w:val="97EA969E"/>
@@ -10006,7 +11446,156 @@
       </w:rPr>
     </w:lvl>
   </w:abstractNum>
-  <w:abstractNum w:abstractNumId="11" w15:restartNumberingAfterBreak="0">
+  <w:abstractNum w:abstractNumId="12" w15:restartNumberingAfterBreak="0">
+    <w:nsid w:val="64DC2A75"/>
+    <w:multiLevelType w:val="multilevel"/>
+    <w:tmpl w:val="E53829D6"/>
+    <w:lvl w:ilvl="0">
+      <w:start w:val="1"/>
+      <w:numFmt w:val="bullet"/>
+      <w:lvlText w:val=""/>
+      <w:lvlJc w:val="left"/>
+      <w:pPr>
+        <w:tabs>
+          <w:tab w:val="num" w:pos="720"/>
+        </w:tabs>
+        <w:ind w:left="720" w:hanging="360"/>
+      </w:pPr>
+      <w:rPr>
+        <w:rFonts w:ascii="Symbol" w:hAnsi="Symbol" w:hint="default"/>
+        <w:sz w:val="20"/>
+      </w:rPr>
+    </w:lvl>
+    <w:lvl w:ilvl="1" w:tentative="1">
+      <w:start w:val="1"/>
+      <w:numFmt w:val="bullet"/>
+      <w:lvlText w:val=""/>
+      <w:lvlJc w:val="left"/>
+      <w:pPr>
+        <w:tabs>
+          <w:tab w:val="num" w:pos="1440"/>
+        </w:tabs>
+        <w:ind w:left="1440" w:hanging="360"/>
+      </w:pPr>
+      <w:rPr>
+        <w:rFonts w:ascii="Symbol" w:hAnsi="Symbol" w:hint="default"/>
+        <w:sz w:val="20"/>
+      </w:rPr>
+    </w:lvl>
+    <w:lvl w:ilvl="2" w:tentative="1">
+      <w:start w:val="1"/>
+      <w:numFmt w:val="bullet"/>
+      <w:lvlText w:val=""/>
+      <w:lvlJc w:val="left"/>
+      <w:pPr>
+        <w:tabs>
+          <w:tab w:val="num" w:pos="2160"/>
+        </w:tabs>
+        <w:ind w:left="2160" w:hanging="360"/>
+      </w:pPr>
+      <w:rPr>
+        <w:rFonts w:ascii="Symbol" w:hAnsi="Symbol" w:hint="default"/>
+        <w:sz w:val="20"/>
+      </w:rPr>
+    </w:lvl>
+    <w:lvl w:ilvl="3" w:tentative="1">
+      <w:start w:val="1"/>
+      <w:numFmt w:val="bullet"/>
+      <w:lvlText w:val=""/>
+      <w:lvlJc w:val="left"/>
+      <w:pPr>
+        <w:tabs>
+          <w:tab w:val="num" w:pos="2880"/>
+        </w:tabs>
+        <w:ind w:left="2880" w:hanging="360"/>
+      </w:pPr>
+      <w:rPr>
+        <w:rFonts w:ascii="Symbol" w:hAnsi="Symbol" w:hint="default"/>
+        <w:sz w:val="20"/>
+      </w:rPr>
+    </w:lvl>
+    <w:lvl w:ilvl="4" w:tentative="1">
+      <w:start w:val="1"/>
+      <w:numFmt w:val="bullet"/>
+      <w:lvlText w:val=""/>
+      <w:lvlJc w:val="left"/>
+      <w:pPr>
+        <w:tabs>
+          <w:tab w:val="num" w:pos="3600"/>
+        </w:tabs>
+        <w:ind w:left="3600" w:hanging="360"/>
+      </w:pPr>
+      <w:rPr>
+        <w:rFonts w:ascii="Symbol" w:hAnsi="Symbol" w:hint="default"/>
+        <w:sz w:val="20"/>
+      </w:rPr>
+    </w:lvl>
+    <w:lvl w:ilvl="5" w:tentative="1">
+      <w:start w:val="1"/>
+      <w:numFmt w:val="bullet"/>
+      <w:lvlText w:val=""/>
+      <w:lvlJc w:val="left"/>
+      <w:pPr>
+        <w:tabs>
+          <w:tab w:val="num" w:pos="4320"/>
+        </w:tabs>
+        <w:ind w:left="4320" w:hanging="360"/>
+      </w:pPr>
+      <w:rPr>
+        <w:rFonts w:ascii="Symbol" w:hAnsi="Symbol" w:hint="default"/>
+        <w:sz w:val="20"/>
+      </w:rPr>
+    </w:lvl>
+    <w:lvl w:ilvl="6" w:tentative="1">
+      <w:start w:val="1"/>
+      <w:numFmt w:val="bullet"/>
+      <w:lvlText w:val=""/>
+      <w:lvlJc w:val="left"/>
+      <w:pPr>
+        <w:tabs>
+          <w:tab w:val="num" w:pos="5040"/>
+        </w:tabs>
+        <w:ind w:left="5040" w:hanging="360"/>
+      </w:pPr>
+      <w:rPr>
+        <w:rFonts w:ascii="Symbol" w:hAnsi="Symbol" w:hint="default"/>
+        <w:sz w:val="20"/>
+      </w:rPr>
+    </w:lvl>
+    <w:lvl w:ilvl="7" w:tentative="1">
+      <w:start w:val="1"/>
+      <w:numFmt w:val="bullet"/>
+      <w:lvlText w:val=""/>
+      <w:lvlJc w:val="left"/>
+      <w:pPr>
+        <w:tabs>
+          <w:tab w:val="num" w:pos="5760"/>
+        </w:tabs>
+        <w:ind w:left="5760" w:hanging="360"/>
+      </w:pPr>
+      <w:rPr>
+        <w:rFonts w:ascii="Symbol" w:hAnsi="Symbol" w:hint="default"/>
+        <w:sz w:val="20"/>
+      </w:rPr>
+    </w:lvl>
+    <w:lvl w:ilvl="8" w:tentative="1">
+      <w:start w:val="1"/>
+      <w:numFmt w:val="bullet"/>
+      <w:lvlText w:val=""/>
+      <w:lvlJc w:val="left"/>
+      <w:pPr>
+        <w:tabs>
+          <w:tab w:val="num" w:pos="6480"/>
+        </w:tabs>
+        <w:ind w:left="6480" w:hanging="360"/>
+      </w:pPr>
+      <w:rPr>
+        <w:rFonts w:ascii="Symbol" w:hAnsi="Symbol" w:hint="default"/>
+        <w:sz w:val="20"/>
+      </w:rPr>
+    </w:lvl>
+  </w:abstractNum>
+  <w:abstractNum w:abstractNumId="13" w15:restartNumberingAfterBreak="0">
     <w:nsid w:val="65942C8C"/>
     <w:multiLevelType w:val="multilevel"/>
     <w:tmpl w:val="8398C0FA"/>
@@ -10155,7 +11744,7 @@
       </w:rPr>
     </w:lvl>
   </w:abstractNum>
-  <w:abstractNum w:abstractNumId="12" w15:restartNumberingAfterBreak="0">
+  <w:abstractNum w:abstractNumId="14" w15:restartNumberingAfterBreak="0">
     <w:nsid w:val="7E887647"/>
     <w:multiLevelType w:val="multilevel"/>
     <w:tmpl w:val="C304E75A"/>
@@ -10305,43 +11894,49 @@
     </w:lvl>
   </w:abstractNum>
   <w:num w:numId="1" w16cid:durableId="1443956138">
-    <w:abstractNumId w:val="4"/>
+    <w:abstractNumId w:val="5"/>
   </w:num>
   <w:num w:numId="2" w16cid:durableId="1007102357">
     <w:abstractNumId w:val="0"/>
   </w:num>
   <w:num w:numId="3" w16cid:durableId="2037847772">
-    <w:abstractNumId w:val="12"/>
+    <w:abstractNumId w:val="14"/>
   </w:num>
   <w:num w:numId="4" w16cid:durableId="1805349740">
-    <w:abstractNumId w:val="5"/>
+    <w:abstractNumId w:val="6"/>
   </w:num>
   <w:num w:numId="5" w16cid:durableId="815533915">
+    <w:abstractNumId w:val="10"/>
+  </w:num>
+  <w:num w:numId="6" w16cid:durableId="2024623231">
     <w:abstractNumId w:val="9"/>
   </w:num>
-  <w:num w:numId="6" w16cid:durableId="2024623231">
-    <w:abstractNumId w:val="8"/>
-  </w:num>
   <w:num w:numId="7" w16cid:durableId="1802772937">
-    <w:abstractNumId w:val="11"/>
+    <w:abstractNumId w:val="13"/>
   </w:num>
   <w:num w:numId="8" w16cid:durableId="1771511980">
-    <w:abstractNumId w:val="10"/>
+    <w:abstractNumId w:val="11"/>
   </w:num>
   <w:num w:numId="9" w16cid:durableId="1961255552">
     <w:abstractNumId w:val="1"/>
   </w:num>
   <w:num w:numId="10" w16cid:durableId="457646955">
+    <w:abstractNumId w:val="4"/>
+  </w:num>
+  <w:num w:numId="11" w16cid:durableId="263267908">
+    <w:abstractNumId w:val="7"/>
+  </w:num>
+  <w:num w:numId="12" w16cid:durableId="2136172891">
+    <w:abstractNumId w:val="8"/>
+  </w:num>
+  <w:num w:numId="13" w16cid:durableId="1768647063">
     <w:abstractNumId w:val="3"/>
   </w:num>
-  <w:num w:numId="11" w16cid:durableId="263267908">
-    <w:abstractNumId w:val="6"/>
+  <w:num w:numId="14" w16cid:durableId="445546216">
+    <w:abstractNumId w:val="2"/>
   </w:num>
-  <w:num w:numId="12" w16cid:durableId="2136172891">
-    <w:abstractNumId w:val="7"/>
-  </w:num>
-  <w:num w:numId="13" w16cid:durableId="1768647063">
-    <w:abstractNumId w:val="2"/>
+  <w:num w:numId="15" w16cid:durableId="593784121">
+    <w:abstractNumId w:val="12"/>
   </w:num>
 </w:numbering>
 </file>
@@ -11360,6 +12955,18 @@
       <w:u w:val="single"/>
     </w:rPr>
   </w:style>
+  <w:style w:type="character" w:styleId="af2">
+    <w:name w:val="FollowedHyperlink"/>
+    <w:basedOn w:val="a0"/>
+    <w:uiPriority w:val="99"/>
+    <w:semiHidden/>
+    <w:unhideWhenUsed/>
+    <w:rsid w:val="002E74AD"/>
+    <w:rPr>
+      <w:color w:val="96607D" w:themeColor="followedHyperlink"/>
+      <w:u w:val="single"/>
+    </w:rPr>
+  </w:style>
 </w:styles>
 </file>
 
